--- a/Оператор автоматических и полуавтоматических станков и линий станков/профессиональной подготовки 15474 Оператор станков/104. ПО_П_ФОС_Оператор станков_2-3_разр МДК01.01.docx
+++ b/Оператор автоматических и полуавтоматических станков и линий станков/профессиональной подготовки 15474 Оператор станков/104. ПО_П_ФОС_Оператор станков_2-3_разр МДК01.01.docx
@@ -2,1772 +2,1198 @@
 <file path=word/document.xml><?xml version="1.0" encoding="utf-8"?>
 <w:document xmlns:wpc="http://schemas.microsoft.com/office/word/2010/wordprocessingCanvas" xmlns:mo="http://schemas.microsoft.com/office/mac/office/2008/main" xmlns:mc="http://schemas.openxmlformats.org/markup-compatibility/2006" xmlns:mv="urn:schemas-microsoft-com:mac:vml" xmlns:o="urn:schemas-microsoft-com:office:office" xmlns:r="http://schemas.openxmlformats.org/officeDocument/2006/relationships" xmlns:m="http://schemas.openxmlformats.org/officeDocument/2006/math" xmlns:v="urn:schemas-microsoft-com:vml" xmlns:wp14="http://schemas.microsoft.com/office/word/2010/wordprocessingDrawing" xmlns:wp="http://schemas.openxmlformats.org/drawingml/2006/wordprocessingDrawing" xmlns:w10="urn:schemas-microsoft-com:office:word" xmlns:w="http://schemas.openxmlformats.org/wordprocessingml/2006/main" xmlns:w14="http://schemas.microsoft.com/office/word/2010/wordml" xmlns:wpg="http://schemas.microsoft.com/office/word/2010/wordprocessingGroup" xmlns:wpi="http://schemas.microsoft.com/office/word/2010/wordprocessingInk" xmlns:wne="http://schemas.microsoft.com/office/word/2006/wordml" xmlns:wps="http://schemas.microsoft.com/office/word/2010/wordprocessingShape" mc:Ignorable="w14 wp14">
   <w:body>
-    <w:tbl>
-      <w:tblPr>
-        <w:tblW w:type="auto" w:w="0"/>
-        <w:jc w:val="center"/>
-        <w:tblLook w:firstColumn="1" w:firstRow="1" w:lastColumn="0" w:lastRow="0" w:noHBand="0" w:noVBand="1" w:val="04A0"/>
-        <w:tblBorders>
-          <w:top w:val="none" w:sz="0" w:space="0" w:color="auto"/>
-          <w:left w:val="none" w:sz="0" w:space="0" w:color="auto"/>
-          <w:bottom w:val="none" w:sz="0" w:space="0" w:color="auto"/>
-          <w:right w:val="none" w:sz="0" w:space="0" w:color="auto"/>
-          <w:insideH w:val="none" w:sz="0" w:space="0" w:color="auto"/>
-          <w:insideV w:val="none" w:sz="0" w:space="0" w:color="auto"/>
-        </w:tblBorders>
-      </w:tblPr>
-      <w:tblGrid>
-        <w:gridCol w:w="3307"/>
-        <w:gridCol w:w="3307"/>
-        <w:gridCol w:w="3307"/>
-      </w:tblGrid>
-      <w:tr>
-        <w:tc>
-          <w:tcPr>
-            <w:tcW w:type="dxa" w:w="4361"/>
-          </w:tcPr>
-          <w:p>
-            <w:pPr>
-              <w:jc w:val="left"/>
-            </w:pPr>
-            <w:r/>
-            <w:r>
-              <w:rPr>
-                <w:rFonts w:ascii="Times New Roman" w:hAnsi="Times New Roman"/>
-                <w:b/>
-                <w:sz w:val="26"/>
-              </w:rPr>
-              <w:t>ПРИНЯТО</w:t>
-            </w:r>
-            <w:r>
-              <w:rPr>
-                <w:rFonts w:ascii="Times New Roman" w:hAnsi="Times New Roman"/>
-                <w:sz w:val="26"/>
-              </w:rPr>
-              <w:br/>
-              <w:t>и рекомендовано к утверждению решением педсовета</w:t>
-            </w:r>
-            <w:r>
-              <w:rPr>
-                <w:rFonts w:ascii="Times New Roman" w:hAnsi="Times New Roman"/>
-                <w:sz w:val="26"/>
-              </w:rPr>
-              <w:br/>
-              <w:t>Протокол от __№__</w:t>
-            </w:r>
-          </w:p>
-        </w:tc>
-        <w:tc>
-          <w:tcPr>
-            <w:tcW w:type="dxa" w:w="918"/>
-          </w:tcPr>
-          <w:p>
-            <w:r/>
-          </w:p>
-        </w:tc>
-        <w:tc>
-          <w:tcPr>
-            <w:tcW w:type="dxa" w:w="4399"/>
-          </w:tcPr>
-          <w:p>
-            <w:pPr>
-              <w:jc w:val="left"/>
-            </w:pPr>
-            <w:r/>
-            <w:r>
-              <w:rPr>
-                <w:rFonts w:ascii="Times New Roman" w:hAnsi="Times New Roman"/>
-                <w:b/>
-                <w:sz w:val="26"/>
-              </w:rPr>
-              <w:t>УТВЕРЖДАЮ:</w:t>
-            </w:r>
-            <w:r>
-              <w:rPr>
-                <w:rFonts w:ascii="Times New Roman" w:hAnsi="Times New Roman"/>
-                <w:sz w:val="26"/>
-              </w:rPr>
-              <w:br/>
-              <w:t>Директор ООО УЦ «ПрофСтрой»</w:t>
-            </w:r>
-            <w:r>
-              <w:rPr>
-                <w:rFonts w:ascii="Times New Roman" w:hAnsi="Times New Roman"/>
-                <w:sz w:val="26"/>
-              </w:rPr>
-              <w:br/>
-              <w:t>________________ Бастрюкова Г.А.</w:t>
-            </w:r>
-            <w:r>
-              <w:rPr>
-                <w:rFonts w:ascii="Times New Roman" w:hAnsi="Times New Roman"/>
-                <w:sz w:val="26"/>
-              </w:rPr>
-              <w:br/>
-              <w:t>Приказ от «__» _______20__ № ___</w:t>
-            </w:r>
-          </w:p>
-        </w:tc>
-      </w:tr>
-      <w:tr>
-        <w:tc>
-          <w:tcPr>
-            <w:tcW w:type="dxa" w:w="4361"/>
-          </w:tcPr>
-          <w:p/>
-        </w:tc>
-        <w:tc>
-          <w:tcPr>
-            <w:tcW w:type="dxa" w:w="918"/>
-          </w:tcPr>
-          <w:p/>
-        </w:tc>
-        <w:tc>
-          <w:tcPr>
-            <w:tcW w:type="dxa" w:w="4399"/>
-          </w:tcPr>
-          <w:p/>
-        </w:tc>
-      </w:tr>
-    </w:tbl>
-    <w:p/>
-    <w:p/>
-    <w:p/>
     <w:p>
       <w:pPr>
-        <w:jc w:val="right"/>
+        <w:spacing w:after="0" w:before="0"/>
+      </w:pPr>
+    </w:p>
+    <w:p>
+      <w:pPr>
+        <w:spacing w:after="0" w:before="0"/>
+      </w:pPr>
+    </w:p>
+    <w:p>
+      <w:pPr>
+        <w:spacing w:after="0" w:before="0"/>
+      </w:pPr>
+    </w:p>
+    <w:p>
+      <w:pPr>
+        <w:spacing w:after="0" w:before="0"/>
       </w:pPr>
       <w:r>
-        <w:rPr>
-          <w:rFonts w:ascii="Times New Roman" w:hAnsi="Times New Roman"/>
-          <w:b/>
-          <w:sz w:val="28"/>
-        </w:rPr>
         <w:t>Приложение 4.2</w:t>
       </w:r>
     </w:p>
     <w:p>
       <w:pPr>
+        <w:spacing w:after="0" w:before="0"/>
         <w:jc w:val="center"/>
       </w:pPr>
       <w:r>
         <w:rPr>
-          <w:rFonts w:ascii="Times New Roman" w:hAnsi="Times New Roman"/>
           <w:b/>
-          <w:sz w:val="28"/>
         </w:rPr>
         <w:t>Фонд оценочных средств</w:t>
       </w:r>
     </w:p>
     <w:p>
       <w:pPr>
-        <w:jc w:val="center"/>
+        <w:spacing w:after="0" w:before="0"/>
       </w:pPr>
       <w:r>
-        <w:rPr>
-          <w:rFonts w:ascii="Times New Roman" w:hAnsi="Times New Roman"/>
-          <w:b/>
-          <w:sz w:val="28"/>
-        </w:rPr>
         <w:t>промежуточной аттестации (МДК01.01) по профессиональному циклу</w:t>
       </w:r>
     </w:p>
     <w:p>
       <w:pPr>
-        <w:jc w:val="center"/>
+        <w:spacing w:after="0" w:before="0"/>
       </w:pPr>
       <w:r>
-        <w:rPr>
-          <w:rFonts w:ascii="Times New Roman" w:hAnsi="Times New Roman"/>
-          <w:b/>
-          <w:sz w:val="28"/>
-        </w:rPr>
         <w:t>по основной программе профессионального обучения</w:t>
       </w:r>
     </w:p>
     <w:p>
       <w:pPr>
-        <w:jc w:val="center"/>
+        <w:spacing w:after="0" w:before="0"/>
       </w:pPr>
       <w:r>
-        <w:rPr>
-          <w:rFonts w:ascii="Times New Roman" w:hAnsi="Times New Roman"/>
-          <w:b/>
-          <w:sz w:val="28"/>
-        </w:rPr>
         <w:t>(профессиональной подготовки)</w:t>
       </w:r>
     </w:p>
     <w:p>
       <w:pPr>
-        <w:jc w:val="center"/>
+        <w:spacing w:after="0" w:before="0"/>
       </w:pPr>
       <w:r>
-        <w:rPr>
-          <w:rFonts w:ascii="Times New Roman" w:hAnsi="Times New Roman"/>
-          <w:b/>
-          <w:sz w:val="28"/>
-        </w:rPr>
         <w:t>по профессии «Оператор автоматических и полуавтоматических станков и линий станков»</w:t>
       </w:r>
     </w:p>
-    <w:p/>
     <w:p>
       <w:pPr>
+        <w:spacing w:after="0" w:before="0"/>
+      </w:pPr>
+    </w:p>
+    <w:p>
+      <w:pPr>
+        <w:spacing w:after="0" w:before="0"/>
         <w:jc w:val="center"/>
       </w:pPr>
       <w:r>
         <w:rPr>
-          <w:rFonts w:ascii="Times New Roman" w:hAnsi="Times New Roman"/>
-          <w:sz w:val="28"/>
+          <w:b/>
         </w:rPr>
         <w:t>Тестовые задания с выбором одного правильного ответа (20 вопросов)</w:t>
       </w:r>
     </w:p>
-    <w:p/>
     <w:p>
       <w:pPr>
-        <w:jc w:val="left"/>
+        <w:spacing w:after="0" w:before="0"/>
+      </w:pPr>
+    </w:p>
+    <w:p>
+      <w:pPr>
+        <w:spacing w:after="0" w:before="40"/>
       </w:pPr>
       <w:r>
-        <w:rPr>
-          <w:rFonts w:ascii="Times New Roman" w:hAnsi="Times New Roman"/>
-          <w:sz w:val="28"/>
-        </w:rPr>
         <w:t>1. К какому типу производства относится профессия оператора автоматических и полуавтоматических станков?</w:t>
       </w:r>
     </w:p>
     <w:p>
       <w:pPr>
-        <w:pStyle w:val="ListParagraph"/>
-        <w:jc w:val="both"/>
+        <w:spacing w:after="0" w:before="0"/>
+        <w:ind w:left="567"/>
       </w:pPr>
       <w:r>
-        <w:rPr>
-          <w:rFonts w:ascii="Times New Roman" w:hAnsi="Times New Roman"/>
-          <w:sz w:val="28"/>
-        </w:rPr>
         <w:t>A) Сельскохозяйственное производство продукции;</w:t>
       </w:r>
     </w:p>
     <w:p>
       <w:pPr>
-        <w:pStyle w:val="ListParagraph"/>
-        <w:jc w:val="both"/>
+        <w:spacing w:after="0" w:before="0"/>
+        <w:ind w:left="567"/>
       </w:pPr>
       <w:r>
-        <w:rPr>
-          <w:rFonts w:ascii="Times New Roman" w:hAnsi="Times New Roman"/>
-          <w:sz w:val="28"/>
-        </w:rPr>
         <w:t>B) Машиностроительное (металлообрабатывающее);</w:t>
       </w:r>
     </w:p>
     <w:p>
       <w:pPr>
-        <w:pStyle w:val="ListParagraph"/>
-        <w:jc w:val="both"/>
+        <w:spacing w:after="0" w:before="0"/>
+        <w:ind w:left="567"/>
       </w:pPr>
       <w:r>
-        <w:rPr>
-          <w:rFonts w:ascii="Times New Roman" w:hAnsi="Times New Roman"/>
-          <w:sz w:val="28"/>
-        </w:rPr>
         <w:t>C) Пищевое производство готовой продукции;</w:t>
       </w:r>
     </w:p>
     <w:p>
       <w:pPr>
-        <w:pStyle w:val="ListParagraph"/>
-        <w:jc w:val="both"/>
+        <w:spacing w:after="0" w:before="0"/>
+        <w:ind w:left="567"/>
       </w:pPr>
       <w:r>
-        <w:rPr>
-          <w:rFonts w:ascii="Times New Roman" w:hAnsi="Times New Roman"/>
-          <w:sz w:val="28"/>
-        </w:rPr>
-        <w:t>D) Строительство зданий и промышленных сооружений.</w:t>
+        <w:t>D) Строительство зданий и промышленных сооружений;</w:t>
       </w:r>
     </w:p>
     <w:p>
       <w:pPr>
-        <w:ind w:left="720"/>
-        <w:jc w:val="both"/>
+        <w:spacing w:after="80" w:before="0"/>
       </w:pPr>
       <w:r>
         <w:rPr>
-          <w:rFonts w:ascii="Times New Roman" w:hAnsi="Times New Roman"/>
-          <w:sz w:val="28"/>
+          <w:b/>
         </w:rPr>
         <w:t>Правильный ответ под номером: B</w:t>
       </w:r>
     </w:p>
     <w:p>
       <w:pPr>
-        <w:jc w:val="left"/>
+        <w:spacing w:after="0" w:before="40"/>
       </w:pPr>
       <w:r>
-        <w:rPr>
-          <w:rFonts w:ascii="Times New Roman" w:hAnsi="Times New Roman"/>
-          <w:sz w:val="28"/>
-        </w:rPr>
         <w:t>2. Что является заготовкой при механической обработке на станке?</w:t>
       </w:r>
     </w:p>
     <w:p>
       <w:pPr>
-        <w:pStyle w:val="ListParagraph"/>
-        <w:jc w:val="both"/>
+        <w:spacing w:after="0" w:before="0"/>
+        <w:ind w:left="567"/>
       </w:pPr>
       <w:r>
-        <w:rPr>
-          <w:rFonts w:ascii="Times New Roman" w:hAnsi="Times New Roman"/>
-          <w:sz w:val="28"/>
-        </w:rPr>
         <w:t>A) Предмет труда, из которого изготавливают деталь снятием стружки;</w:t>
       </w:r>
     </w:p>
     <w:p>
       <w:pPr>
-        <w:pStyle w:val="ListParagraph"/>
-        <w:jc w:val="both"/>
+        <w:spacing w:after="0" w:before="0"/>
+        <w:ind w:left="567"/>
       </w:pPr>
       <w:r>
-        <w:rPr>
-          <w:rFonts w:ascii="Times New Roman" w:hAnsi="Times New Roman"/>
-          <w:sz w:val="28"/>
-        </w:rPr>
         <w:t>B) Готовая деталь, прошедшая все этапы механической обработки;</w:t>
       </w:r>
     </w:p>
     <w:p>
       <w:pPr>
-        <w:pStyle w:val="ListParagraph"/>
-        <w:jc w:val="both"/>
+        <w:spacing w:after="0" w:before="0"/>
+        <w:ind w:left="567"/>
       </w:pPr>
       <w:r>
-        <w:rPr>
-          <w:rFonts w:ascii="Times New Roman" w:hAnsi="Times New Roman"/>
-          <w:sz w:val="28"/>
-        </w:rPr>
         <w:t>C) Режущий инструмент для формообразования поверхности детали;</w:t>
       </w:r>
     </w:p>
     <w:p>
       <w:pPr>
-        <w:pStyle w:val="ListParagraph"/>
-        <w:jc w:val="both"/>
+        <w:spacing w:after="0" w:before="0"/>
+        <w:ind w:left="567"/>
       </w:pPr>
       <w:r>
-        <w:rPr>
-          <w:rFonts w:ascii="Times New Roman" w:hAnsi="Times New Roman"/>
-          <w:sz w:val="28"/>
-        </w:rPr>
-        <w:t>D) Приспособление для закрепления заготовки на станке.</w:t>
+        <w:t>D) Приспособление для закрепления заготовки на станке;</w:t>
       </w:r>
     </w:p>
     <w:p>
       <w:pPr>
-        <w:ind w:left="720"/>
-        <w:jc w:val="both"/>
+        <w:spacing w:after="80" w:before="0"/>
       </w:pPr>
       <w:r>
         <w:rPr>
-          <w:rFonts w:ascii="Times New Roman" w:hAnsi="Times New Roman"/>
-          <w:sz w:val="28"/>
+          <w:b/>
         </w:rPr>
         <w:t>Правильный ответ под номером: A</w:t>
       </w:r>
     </w:p>
     <w:p>
       <w:pPr>
-        <w:jc w:val="left"/>
+        <w:spacing w:after="0" w:before="40"/>
       </w:pPr>
       <w:r>
-        <w:rPr>
-          <w:rFonts w:ascii="Times New Roman" w:hAnsi="Times New Roman"/>
-          <w:sz w:val="28"/>
-        </w:rPr>
         <w:t>3. В чём главное отличие автомата от полуавтомата?</w:t>
       </w:r>
     </w:p>
     <w:p>
       <w:pPr>
-        <w:pStyle w:val="ListParagraph"/>
-        <w:jc w:val="both"/>
+        <w:spacing w:after="0" w:before="0"/>
+        <w:ind w:left="567"/>
       </w:pPr>
       <w:r>
-        <w:rPr>
-          <w:rFonts w:ascii="Times New Roman" w:hAnsi="Times New Roman"/>
-          <w:sz w:val="28"/>
-        </w:rPr>
         <w:t>A) Автомат работает с более высокой скоростью обработки деталей;</w:t>
       </w:r>
     </w:p>
     <w:p>
       <w:pPr>
-        <w:pStyle w:val="ListParagraph"/>
-        <w:jc w:val="both"/>
+        <w:spacing w:after="0" w:before="0"/>
+        <w:ind w:left="567"/>
       </w:pPr>
       <w:r>
-        <w:rPr>
-          <w:rFonts w:ascii="Times New Roman" w:hAnsi="Times New Roman"/>
-          <w:sz w:val="28"/>
-        </w:rPr>
         <w:t>B) Автомат выполняет все рабочие и вспомогательные движения автоматически, полуавтомат — только рабочие;</w:t>
       </w:r>
     </w:p>
     <w:p>
       <w:pPr>
-        <w:pStyle w:val="ListParagraph"/>
-        <w:jc w:val="both"/>
+        <w:spacing w:after="0" w:before="0"/>
+        <w:ind w:left="567"/>
       </w:pPr>
       <w:r>
-        <w:rPr>
-          <w:rFonts w:ascii="Times New Roman" w:hAnsi="Times New Roman"/>
-          <w:sz w:val="28"/>
-        </w:rPr>
         <w:t>C) Полуавтомат имеет значительно меньшие габариты и массу;</w:t>
       </w:r>
     </w:p>
     <w:p>
       <w:pPr>
-        <w:pStyle w:val="ListParagraph"/>
-        <w:jc w:val="both"/>
+        <w:spacing w:after="0" w:before="0"/>
+        <w:ind w:left="567"/>
       </w:pPr>
       <w:r>
-        <w:rPr>
-          <w:rFonts w:ascii="Times New Roman" w:hAnsi="Times New Roman"/>
-          <w:sz w:val="28"/>
-        </w:rPr>
-        <w:t>D) Автомат полностью не требует технического обслуживания.</w:t>
+        <w:t>D) Автомат полностью не требует технического обслуживания;</w:t>
       </w:r>
     </w:p>
     <w:p>
       <w:pPr>
-        <w:ind w:left="720"/>
-        <w:jc w:val="both"/>
+        <w:spacing w:after="80" w:before="0"/>
       </w:pPr>
       <w:r>
         <w:rPr>
-          <w:rFonts w:ascii="Times New Roman" w:hAnsi="Times New Roman"/>
-          <w:sz w:val="28"/>
+          <w:b/>
         </w:rPr>
         <w:t>Правильный ответ под номером: B</w:t>
       </w:r>
     </w:p>
     <w:p>
       <w:pPr>
-        <w:jc w:val="left"/>
+        <w:spacing w:after="0" w:before="40"/>
       </w:pPr>
       <w:r>
-        <w:rPr>
-          <w:rFonts w:ascii="Times New Roman" w:hAnsi="Times New Roman"/>
-          <w:sz w:val="28"/>
-        </w:rPr>
         <w:t>4. Какой механизм станка обеспечивает главное движение (движение резания)?</w:t>
       </w:r>
     </w:p>
     <w:p>
       <w:pPr>
-        <w:pStyle w:val="ListParagraph"/>
-        <w:jc w:val="both"/>
+        <w:spacing w:after="0" w:before="0"/>
+        <w:ind w:left="567"/>
       </w:pPr>
       <w:r>
-        <w:rPr>
-          <w:rFonts w:ascii="Times New Roman" w:hAnsi="Times New Roman"/>
-          <w:sz w:val="28"/>
-        </w:rPr>
         <w:t>A) Механизм подачи инструмента к заготовке;</w:t>
       </w:r>
     </w:p>
     <w:p>
       <w:pPr>
-        <w:pStyle w:val="ListParagraph"/>
-        <w:jc w:val="both"/>
+        <w:spacing w:after="0" w:before="0"/>
+        <w:ind w:left="567"/>
       </w:pPr>
       <w:r>
-        <w:rPr>
-          <w:rFonts w:ascii="Times New Roman" w:hAnsi="Times New Roman"/>
-          <w:sz w:val="28"/>
-        </w:rPr>
         <w:t>B) Механизм ускоренного перемещения суппорта;</w:t>
       </w:r>
     </w:p>
     <w:p>
       <w:pPr>
-        <w:pStyle w:val="ListParagraph"/>
-        <w:jc w:val="both"/>
+        <w:spacing w:after="0" w:before="0"/>
+        <w:ind w:left="567"/>
       </w:pPr>
       <w:r>
-        <w:rPr>
-          <w:rFonts w:ascii="Times New Roman" w:hAnsi="Times New Roman"/>
-          <w:sz w:val="28"/>
-        </w:rPr>
         <w:t>C) Система охлаждения зоны резания;</w:t>
       </w:r>
     </w:p>
     <w:p>
       <w:pPr>
-        <w:pStyle w:val="ListParagraph"/>
-        <w:jc w:val="both"/>
+        <w:spacing w:after="0" w:before="0"/>
+        <w:ind w:left="567"/>
       </w:pPr>
       <w:r>
-        <w:rPr>
-          <w:rFonts w:ascii="Times New Roman" w:hAnsi="Times New Roman"/>
-          <w:sz w:val="28"/>
-        </w:rPr>
-        <w:t>D) Шпиндельный узел с коробкой скоростей.</w:t>
+        <w:t>D) Шпиндельный узел с коробкой скоростей;</w:t>
       </w:r>
     </w:p>
     <w:p>
       <w:pPr>
-        <w:ind w:left="720"/>
-        <w:jc w:val="both"/>
+        <w:spacing w:after="80" w:before="0"/>
       </w:pPr>
       <w:r>
         <w:rPr>
-          <w:rFonts w:ascii="Times New Roman" w:hAnsi="Times New Roman"/>
-          <w:sz w:val="28"/>
+          <w:b/>
         </w:rPr>
         <w:t>Правильный ответ под номером: D</w:t>
       </w:r>
     </w:p>
     <w:p>
       <w:pPr>
-        <w:jc w:val="left"/>
+        <w:spacing w:after="0" w:before="40"/>
       </w:pPr>
       <w:r>
-        <w:rPr>
-          <w:rFonts w:ascii="Times New Roman" w:hAnsi="Times New Roman"/>
-          <w:sz w:val="28"/>
-        </w:rPr>
         <w:t>5. Что такое шпиндель станка?</w:t>
       </w:r>
     </w:p>
     <w:p>
       <w:pPr>
-        <w:pStyle w:val="ListParagraph"/>
-        <w:jc w:val="both"/>
+        <w:spacing w:after="0" w:before="0"/>
+        <w:ind w:left="567"/>
       </w:pPr>
       <w:r>
-        <w:rPr>
-          <w:rFonts w:ascii="Times New Roman" w:hAnsi="Times New Roman"/>
-          <w:sz w:val="28"/>
-        </w:rPr>
         <w:t>A) Вращающийся вал для закрепления заготовки или инструмента;</w:t>
       </w:r>
     </w:p>
     <w:p>
       <w:pPr>
-        <w:pStyle w:val="ListParagraph"/>
-        <w:jc w:val="both"/>
+        <w:spacing w:after="0" w:before="0"/>
+        <w:ind w:left="567"/>
       </w:pPr>
       <w:r>
-        <w:rPr>
-          <w:rFonts w:ascii="Times New Roman" w:hAnsi="Times New Roman"/>
-          <w:sz w:val="28"/>
-        </w:rPr>
         <w:t>B) Электродвигатель привода главного движения станка;</w:t>
       </w:r>
     </w:p>
     <w:p>
       <w:pPr>
-        <w:pStyle w:val="ListParagraph"/>
-        <w:jc w:val="both"/>
+        <w:spacing w:after="0" w:before="0"/>
+        <w:ind w:left="567"/>
       </w:pPr>
       <w:r>
-        <w:rPr>
-          <w:rFonts w:ascii="Times New Roman" w:hAnsi="Times New Roman"/>
-          <w:sz w:val="28"/>
-        </w:rPr>
         <w:t>C) Неподвижная опорная стойка станины;</w:t>
       </w:r>
     </w:p>
     <w:p>
       <w:pPr>
-        <w:pStyle w:val="ListParagraph"/>
-        <w:jc w:val="both"/>
+        <w:spacing w:after="0" w:before="0"/>
+        <w:ind w:left="567"/>
       </w:pPr>
       <w:r>
-        <w:rPr>
-          <w:rFonts w:ascii="Times New Roman" w:hAnsi="Times New Roman"/>
-          <w:sz w:val="28"/>
-        </w:rPr>
-        <w:t>D) Система подачи охлаждающей жидкости в зону резания.</w:t>
+        <w:t>D) Система подачи охлаждающей жидкости в зону резания;</w:t>
       </w:r>
     </w:p>
     <w:p>
       <w:pPr>
-        <w:ind w:left="720"/>
-        <w:jc w:val="both"/>
+        <w:spacing w:after="80" w:before="0"/>
       </w:pPr>
       <w:r>
         <w:rPr>
-          <w:rFonts w:ascii="Times New Roman" w:hAnsi="Times New Roman"/>
-          <w:sz w:val="28"/>
+          <w:b/>
         </w:rPr>
         <w:t>Правильный ответ под номером: A</w:t>
       </w:r>
     </w:p>
     <w:p>
       <w:pPr>
-        <w:jc w:val="left"/>
+        <w:spacing w:after="0" w:before="40"/>
       </w:pPr>
       <w:r>
-        <w:rPr>
-          <w:rFonts w:ascii="Times New Roman" w:hAnsi="Times New Roman"/>
-          <w:sz w:val="28"/>
-        </w:rPr>
         <w:t>6. Что означает запись Ø50H7 на рабочем чертеже?</w:t>
       </w:r>
     </w:p>
     <w:p>
       <w:pPr>
-        <w:pStyle w:val="ListParagraph"/>
-        <w:jc w:val="both"/>
+        <w:spacing w:after="0" w:before="0"/>
+        <w:ind w:left="567"/>
       </w:pPr>
       <w:r>
-        <w:rPr>
-          <w:rFonts w:ascii="Times New Roman" w:hAnsi="Times New Roman"/>
-          <w:sz w:val="28"/>
-        </w:rPr>
         <w:t>A) Диаметр 50 мм, номинальный размер без указания допуска;</w:t>
       </w:r>
     </w:p>
     <w:p>
       <w:pPr>
-        <w:pStyle w:val="ListParagraph"/>
-        <w:jc w:val="both"/>
+        <w:spacing w:after="0" w:before="0"/>
+        <w:ind w:left="567"/>
       </w:pPr>
       <w:r>
-        <w:rPr>
-          <w:rFonts w:ascii="Times New Roman" w:hAnsi="Times New Roman"/>
-          <w:sz w:val="28"/>
-        </w:rPr>
         <w:t>B) Диаметр 50 мм, твёрдость поверхности по шкале HRC;</w:t>
       </w:r>
     </w:p>
     <w:p>
       <w:pPr>
-        <w:pStyle w:val="ListParagraph"/>
-        <w:jc w:val="both"/>
+        <w:spacing w:after="0" w:before="0"/>
+        <w:ind w:left="567"/>
       </w:pPr>
       <w:r>
-        <w:rPr>
-          <w:rFonts w:ascii="Times New Roman" w:hAnsi="Times New Roman"/>
-          <w:sz w:val="28"/>
-        </w:rPr>
         <w:t>C) Отверстие диаметром 50 мм, седьмой сорт стали;</w:t>
       </w:r>
     </w:p>
     <w:p>
       <w:pPr>
-        <w:pStyle w:val="ListParagraph"/>
-        <w:jc w:val="both"/>
+        <w:spacing w:after="0" w:before="0"/>
+        <w:ind w:left="567"/>
       </w:pPr>
       <w:r>
-        <w:rPr>
-          <w:rFonts w:ascii="Times New Roman" w:hAnsi="Times New Roman"/>
-          <w:sz w:val="28"/>
-        </w:rPr>
-        <w:t>D) Диаметр 50 мм с полем допуска H по 7-му квалитету.</w:t>
+        <w:t>D) Диаметр 50 мм с полем допуска H по 7-му квалитету;</w:t>
       </w:r>
     </w:p>
     <w:p>
       <w:pPr>
-        <w:ind w:left="720"/>
-        <w:jc w:val="both"/>
+        <w:spacing w:after="80" w:before="0"/>
       </w:pPr>
       <w:r>
         <w:rPr>
-          <w:rFonts w:ascii="Times New Roman" w:hAnsi="Times New Roman"/>
-          <w:sz w:val="28"/>
+          <w:b/>
         </w:rPr>
         <w:t>Правильный ответ под номером: D</w:t>
       </w:r>
     </w:p>
     <w:p>
       <w:pPr>
-        <w:jc w:val="left"/>
+        <w:spacing w:after="0" w:before="40"/>
       </w:pPr>
       <w:r>
-        <w:rPr>
-          <w:rFonts w:ascii="Times New Roman" w:hAnsi="Times New Roman"/>
-          <w:sz w:val="28"/>
-        </w:rPr>
         <w:t>7. Какой квалитет точности соответствует черновой обработке?</w:t>
       </w:r>
     </w:p>
     <w:p>
       <w:pPr>
-        <w:pStyle w:val="ListParagraph"/>
-        <w:jc w:val="both"/>
+        <w:spacing w:after="0" w:before="0"/>
+        <w:ind w:left="567"/>
       </w:pPr>
       <w:r>
-        <w:rPr>
-          <w:rFonts w:ascii="Times New Roman" w:hAnsi="Times New Roman"/>
-          <w:sz w:val="28"/>
-        </w:rPr>
         <w:t>A) IT5;</w:t>
       </w:r>
     </w:p>
     <w:p>
       <w:pPr>
-        <w:pStyle w:val="ListParagraph"/>
-        <w:jc w:val="both"/>
+        <w:spacing w:after="0" w:before="0"/>
+        <w:ind w:left="567"/>
       </w:pPr>
       <w:r>
-        <w:rPr>
-          <w:rFonts w:ascii="Times New Roman" w:hAnsi="Times New Roman"/>
-          <w:sz w:val="28"/>
-        </w:rPr>
         <w:t>B) IT7;</w:t>
       </w:r>
     </w:p>
     <w:p>
       <w:pPr>
-        <w:pStyle w:val="ListParagraph"/>
-        <w:jc w:val="both"/>
+        <w:spacing w:after="0" w:before="0"/>
+        <w:ind w:left="567"/>
       </w:pPr>
       <w:r>
-        <w:rPr>
-          <w:rFonts w:ascii="Times New Roman" w:hAnsi="Times New Roman"/>
-          <w:sz w:val="28"/>
-        </w:rPr>
         <w:t>C) IT12;</w:t>
       </w:r>
     </w:p>
     <w:p>
       <w:pPr>
-        <w:pStyle w:val="ListParagraph"/>
-        <w:jc w:val="both"/>
+        <w:spacing w:after="0" w:before="0"/>
+        <w:ind w:left="567"/>
       </w:pPr>
       <w:r>
-        <w:rPr>
-          <w:rFonts w:ascii="Times New Roman" w:hAnsi="Times New Roman"/>
-          <w:sz w:val="28"/>
-        </w:rPr>
-        <w:t>D) IT3.</w:t>
+        <w:t>D) IT3;</w:t>
       </w:r>
     </w:p>
     <w:p>
       <w:pPr>
-        <w:ind w:left="720"/>
-        <w:jc w:val="both"/>
+        <w:spacing w:after="80" w:before="0"/>
       </w:pPr>
       <w:r>
         <w:rPr>
-          <w:rFonts w:ascii="Times New Roman" w:hAnsi="Times New Roman"/>
-          <w:sz w:val="28"/>
+          <w:b/>
         </w:rPr>
         <w:t>Правильный ответ под номером: C</w:t>
       </w:r>
     </w:p>
     <w:p>
       <w:pPr>
-        <w:jc w:val="left"/>
+        <w:spacing w:after="0" w:before="40"/>
       </w:pPr>
       <w:r>
-        <w:rPr>
-          <w:rFonts w:ascii="Times New Roman" w:hAnsi="Times New Roman"/>
-          <w:sz w:val="28"/>
-        </w:rPr>
         <w:t>8. Какой документ содержит последовательность операций обработки детали?</w:t>
       </w:r>
     </w:p>
     <w:p>
       <w:pPr>
-        <w:pStyle w:val="ListParagraph"/>
-        <w:jc w:val="both"/>
+        <w:spacing w:after="0" w:before="0"/>
+        <w:ind w:left="567"/>
       </w:pPr>
       <w:r>
-        <w:rPr>
-          <w:rFonts w:ascii="Times New Roman" w:hAnsi="Times New Roman"/>
-          <w:sz w:val="28"/>
-        </w:rPr>
         <w:t>A) Маршрутная карта;</w:t>
       </w:r>
     </w:p>
     <w:p>
       <w:pPr>
-        <w:pStyle w:val="ListParagraph"/>
-        <w:jc w:val="both"/>
+        <w:spacing w:after="0" w:before="0"/>
+        <w:ind w:left="567"/>
       </w:pPr>
       <w:r>
-        <w:rPr>
-          <w:rFonts w:ascii="Times New Roman" w:hAnsi="Times New Roman"/>
-          <w:sz w:val="28"/>
-        </w:rPr>
         <w:t>B) Чертёж детали с указанием размеров и допусков;</w:t>
       </w:r>
     </w:p>
     <w:p>
       <w:pPr>
-        <w:pStyle w:val="ListParagraph"/>
-        <w:jc w:val="both"/>
+        <w:spacing w:after="0" w:before="0"/>
+        <w:ind w:left="567"/>
       </w:pPr>
       <w:r>
-        <w:rPr>
-          <w:rFonts w:ascii="Times New Roman" w:hAnsi="Times New Roman"/>
-          <w:sz w:val="28"/>
-        </w:rPr>
         <w:t>C) Спецификация сборочной единицы с перечнем деталей;</w:t>
       </w:r>
     </w:p>
     <w:p>
       <w:pPr>
-        <w:pStyle w:val="ListParagraph"/>
-        <w:jc w:val="both"/>
+        <w:spacing w:after="0" w:before="0"/>
+        <w:ind w:left="567"/>
       </w:pPr>
       <w:r>
-        <w:rPr>
-          <w:rFonts w:ascii="Times New Roman" w:hAnsi="Times New Roman"/>
-          <w:sz w:val="28"/>
-        </w:rPr>
-        <w:t>D) Паспорт станка с техническими характеристиками.</w:t>
+        <w:t>D) Паспорт станка с техническими характеристиками;</w:t>
       </w:r>
     </w:p>
     <w:p>
       <w:pPr>
-        <w:ind w:left="720"/>
-        <w:jc w:val="both"/>
+        <w:spacing w:after="80" w:before="0"/>
       </w:pPr>
       <w:r>
         <w:rPr>
-          <w:rFonts w:ascii="Times New Roman" w:hAnsi="Times New Roman"/>
-          <w:sz w:val="28"/>
+          <w:b/>
         </w:rPr>
         <w:t>Правильный ответ под номером: A</w:t>
       </w:r>
     </w:p>
     <w:p>
       <w:pPr>
-        <w:jc w:val="left"/>
+        <w:spacing w:after="0" w:before="40"/>
       </w:pPr>
       <w:r>
-        <w:rPr>
-          <w:rFonts w:ascii="Times New Roman" w:hAnsi="Times New Roman"/>
-          <w:sz w:val="28"/>
-        </w:rPr>
         <w:t>9. Какая информация указывается в операционной карте?</w:t>
       </w:r>
     </w:p>
     <w:p>
       <w:pPr>
-        <w:pStyle w:val="ListParagraph"/>
-        <w:jc w:val="both"/>
+        <w:spacing w:after="0" w:before="0"/>
+        <w:ind w:left="567"/>
       </w:pPr>
       <w:r>
-        <w:rPr>
-          <w:rFonts w:ascii="Times New Roman" w:hAnsi="Times New Roman"/>
-          <w:sz w:val="28"/>
-        </w:rPr>
         <w:t>A) Только наименование детали и номер рабочего чертежа;</w:t>
       </w:r>
     </w:p>
     <w:p>
       <w:pPr>
-        <w:pStyle w:val="ListParagraph"/>
-        <w:jc w:val="both"/>
+        <w:spacing w:after="0" w:before="0"/>
+        <w:ind w:left="567"/>
       </w:pPr>
       <w:r>
-        <w:rPr>
-          <w:rFonts w:ascii="Times New Roman" w:hAnsi="Times New Roman"/>
-          <w:sz w:val="28"/>
-        </w:rPr>
         <w:t>B) Содержание операции, оборудование, инструмент, режимы обработки;</w:t>
       </w:r>
     </w:p>
     <w:p>
       <w:pPr>
-        <w:pStyle w:val="ListParagraph"/>
-        <w:jc w:val="both"/>
+        <w:spacing w:after="0" w:before="0"/>
+        <w:ind w:left="567"/>
       </w:pPr>
       <w:r>
-        <w:rPr>
-          <w:rFonts w:ascii="Times New Roman" w:hAnsi="Times New Roman"/>
-          <w:sz w:val="28"/>
-        </w:rPr>
         <w:t>C) Только марка материала и габаритные размеры заготовки;</w:t>
       </w:r>
     </w:p>
     <w:p>
       <w:pPr>
-        <w:pStyle w:val="ListParagraph"/>
-        <w:jc w:val="both"/>
+        <w:spacing w:after="0" w:before="0"/>
+        <w:ind w:left="567"/>
       </w:pPr>
       <w:r>
-        <w:rPr>
-          <w:rFonts w:ascii="Times New Roman" w:hAnsi="Times New Roman"/>
-          <w:sz w:val="28"/>
-        </w:rPr>
-        <w:t>D) Только нормы времени и расценки для данной операции.</w:t>
+        <w:t>D) Только нормы времени и расценки для данной операции;</w:t>
       </w:r>
     </w:p>
     <w:p>
       <w:pPr>
-        <w:ind w:left="720"/>
-        <w:jc w:val="both"/>
+        <w:spacing w:after="80" w:before="0"/>
       </w:pPr>
       <w:r>
         <w:rPr>
-          <w:rFonts w:ascii="Times New Roman" w:hAnsi="Times New Roman"/>
-          <w:sz w:val="28"/>
+          <w:b/>
         </w:rPr>
         <w:t>Правильный ответ под номером: B</w:t>
       </w:r>
     </w:p>
     <w:p>
       <w:pPr>
-        <w:jc w:val="left"/>
+        <w:spacing w:after="0" w:before="40"/>
       </w:pPr>
       <w:r>
-        <w:rPr>
-          <w:rFonts w:ascii="Times New Roman" w:hAnsi="Times New Roman"/>
-          <w:sz w:val="28"/>
-        </w:rPr>
         <w:t>10. Какой угол резца называется главным углом в плане?</w:t>
       </w:r>
     </w:p>
     <w:p>
       <w:pPr>
-        <w:pStyle w:val="ListParagraph"/>
-        <w:jc w:val="both"/>
+        <w:spacing w:after="0" w:before="0"/>
+        <w:ind w:left="567"/>
       </w:pPr>
       <w:r>
-        <w:rPr>
-          <w:rFonts w:ascii="Times New Roman" w:hAnsi="Times New Roman"/>
-          <w:sz w:val="28"/>
-        </w:rPr>
         <w:t>A) Угол между главной режущей кромкой и обработанной поверхностью;</w:t>
       </w:r>
     </w:p>
     <w:p>
       <w:pPr>
-        <w:pStyle w:val="ListParagraph"/>
-        <w:jc w:val="both"/>
+        <w:spacing w:after="0" w:before="0"/>
+        <w:ind w:left="567"/>
       </w:pPr>
       <w:r>
-        <w:rPr>
-          <w:rFonts w:ascii="Times New Roman" w:hAnsi="Times New Roman"/>
-          <w:sz w:val="28"/>
-        </w:rPr>
         <w:t>B) Угол при вершине резца, образованный главной и вспомогательной кромками;</w:t>
       </w:r>
     </w:p>
     <w:p>
       <w:pPr>
-        <w:pStyle w:val="ListParagraph"/>
-        <w:jc w:val="both"/>
+        <w:spacing w:after="0" w:before="0"/>
+        <w:ind w:left="567"/>
       </w:pPr>
       <w:r>
-        <w:rPr>
-          <w:rFonts w:ascii="Times New Roman" w:hAnsi="Times New Roman"/>
-          <w:sz w:val="28"/>
-        </w:rPr>
         <w:t>C) Угол наклона передней поверхности резца к основной плоскости;</w:t>
       </w:r>
     </w:p>
     <w:p>
       <w:pPr>
-        <w:pStyle w:val="ListParagraph"/>
-        <w:jc w:val="both"/>
+        <w:spacing w:after="0" w:before="0"/>
+        <w:ind w:left="567"/>
       </w:pPr>
       <w:r>
-        <w:rPr>
-          <w:rFonts w:ascii="Times New Roman" w:hAnsi="Times New Roman"/>
-          <w:sz w:val="28"/>
-        </w:rPr>
-        <w:t>D) Угол между проекцией главной режущей кромки на основную плоскость и направлением подачи.</w:t>
+        <w:t>D) Угол между проекцией главной режущей кромки на основную плоскость и направлением подачи;</w:t>
       </w:r>
     </w:p>
     <w:p>
       <w:pPr>
-        <w:ind w:left="720"/>
-        <w:jc w:val="both"/>
+        <w:spacing w:after="80" w:before="0"/>
       </w:pPr>
       <w:r>
         <w:rPr>
-          <w:rFonts w:ascii="Times New Roman" w:hAnsi="Times New Roman"/>
-          <w:sz w:val="28"/>
+          <w:b/>
         </w:rPr>
         <w:t>Правильный ответ под номером: D</w:t>
       </w:r>
     </w:p>
     <w:p>
       <w:pPr>
-        <w:jc w:val="left"/>
+        <w:spacing w:after="0" w:before="40"/>
       </w:pPr>
       <w:r>
-        <w:rPr>
-          <w:rFonts w:ascii="Times New Roman" w:hAnsi="Times New Roman"/>
-          <w:sz w:val="28"/>
-        </w:rPr>
         <w:t>11. Из какого материала изготавливают резцы для обработки закалённых сталей?</w:t>
       </w:r>
     </w:p>
     <w:p>
       <w:pPr>
-        <w:pStyle w:val="ListParagraph"/>
-        <w:jc w:val="both"/>
+        <w:spacing w:after="0" w:before="0"/>
+        <w:ind w:left="567"/>
       </w:pPr>
       <w:r>
-        <w:rPr>
-          <w:rFonts w:ascii="Times New Roman" w:hAnsi="Times New Roman"/>
-          <w:sz w:val="28"/>
-        </w:rPr>
         <w:t>A) Углеродистая инструментальная сталь общего назначения;</w:t>
       </w:r>
     </w:p>
     <w:p>
       <w:pPr>
-        <w:pStyle w:val="ListParagraph"/>
-        <w:jc w:val="both"/>
+        <w:spacing w:after="0" w:before="0"/>
+        <w:ind w:left="567"/>
       </w:pPr>
       <w:r>
-        <w:rPr>
-          <w:rFonts w:ascii="Times New Roman" w:hAnsi="Times New Roman"/>
-          <w:sz w:val="28"/>
-        </w:rPr>
         <w:t>B) Быстрорежущая сталь для режущих инструментов;</w:t>
       </w:r>
     </w:p>
     <w:p>
       <w:pPr>
-        <w:pStyle w:val="ListParagraph"/>
-        <w:jc w:val="both"/>
+        <w:spacing w:after="0" w:before="0"/>
+        <w:ind w:left="567"/>
       </w:pPr>
       <w:r>
-        <w:rPr>
-          <w:rFonts w:ascii="Times New Roman" w:hAnsi="Times New Roman"/>
-          <w:sz w:val="28"/>
-        </w:rPr>
         <w:t>C) Твёрдый сплав (ВК, ТК);</w:t>
       </w:r>
     </w:p>
     <w:p>
       <w:pPr>
-        <w:pStyle w:val="ListParagraph"/>
-        <w:jc w:val="both"/>
+        <w:spacing w:after="0" w:before="0"/>
+        <w:ind w:left="567"/>
       </w:pPr>
       <w:r>
-        <w:rPr>
-          <w:rFonts w:ascii="Times New Roman" w:hAnsi="Times New Roman"/>
-          <w:sz w:val="28"/>
-        </w:rPr>
-        <w:t>D) Серый чугун для отливки корпусных деталей.</w:t>
+        <w:t>D) Серый чугун для отливки корпусных деталей;</w:t>
       </w:r>
     </w:p>
     <w:p>
       <w:pPr>
-        <w:ind w:left="720"/>
-        <w:jc w:val="both"/>
+        <w:spacing w:after="80" w:before="0"/>
       </w:pPr>
       <w:r>
         <w:rPr>
-          <w:rFonts w:ascii="Times New Roman" w:hAnsi="Times New Roman"/>
-          <w:sz w:val="28"/>
+          <w:b/>
         </w:rPr>
         <w:t>Правильный ответ под номером: C</w:t>
       </w:r>
     </w:p>
     <w:p>
       <w:pPr>
-        <w:jc w:val="left"/>
+        <w:spacing w:after="0" w:before="40"/>
       </w:pPr>
       <w:r>
-        <w:rPr>
-          <w:rFonts w:ascii="Times New Roman" w:hAnsi="Times New Roman"/>
-          <w:sz w:val="28"/>
-        </w:rPr>
         <w:t>12. Какой элемент режима резания обозначается буквой S (подача)?</w:t>
       </w:r>
     </w:p>
     <w:p>
       <w:pPr>
-        <w:pStyle w:val="ListParagraph"/>
-        <w:jc w:val="both"/>
+        <w:spacing w:after="0" w:before="0"/>
+        <w:ind w:left="567"/>
       </w:pPr>
       <w:r>
-        <w:rPr>
-          <w:rFonts w:ascii="Times New Roman" w:hAnsi="Times New Roman"/>
-          <w:sz w:val="28"/>
-        </w:rPr>
         <w:t>A) Перемещение инструмента относительно заготовки за один оборот;</w:t>
       </w:r>
     </w:p>
     <w:p>
       <w:pPr>
-        <w:pStyle w:val="ListParagraph"/>
-        <w:jc w:val="both"/>
+        <w:spacing w:after="0" w:before="0"/>
+        <w:ind w:left="567"/>
       </w:pPr>
       <w:r>
-        <w:rPr>
-          <w:rFonts w:ascii="Times New Roman" w:hAnsi="Times New Roman"/>
-          <w:sz w:val="28"/>
-        </w:rPr>
         <w:t>B) Скорость вращения шпинделя станка, об/мин;</w:t>
       </w:r>
     </w:p>
     <w:p>
       <w:pPr>
-        <w:pStyle w:val="ListParagraph"/>
-        <w:jc w:val="both"/>
+        <w:spacing w:after="0" w:before="0"/>
+        <w:ind w:left="567"/>
       </w:pPr>
       <w:r>
-        <w:rPr>
-          <w:rFonts w:ascii="Times New Roman" w:hAnsi="Times New Roman"/>
-          <w:sz w:val="28"/>
-        </w:rPr>
         <w:t>C) Глубина резания, равная толщине срезаемого слоя;</w:t>
       </w:r>
     </w:p>
     <w:p>
       <w:pPr>
-        <w:pStyle w:val="ListParagraph"/>
-        <w:jc w:val="both"/>
+        <w:spacing w:after="0" w:before="0"/>
+        <w:ind w:left="567"/>
       </w:pPr>
       <w:r>
-        <w:rPr>
-          <w:rFonts w:ascii="Times New Roman" w:hAnsi="Times New Roman"/>
-          <w:sz w:val="28"/>
-        </w:rPr>
-        <w:t>D) Ширина срезаемого слоя при фрезеровании поверхности.</w:t>
+        <w:t>D) Ширина срезаемого слоя при фрезеровании поверхности;</w:t>
       </w:r>
     </w:p>
     <w:p>
       <w:pPr>
-        <w:ind w:left="720"/>
-        <w:jc w:val="both"/>
+        <w:spacing w:after="80" w:before="0"/>
       </w:pPr>
       <w:r>
         <w:rPr>
-          <w:rFonts w:ascii="Times New Roman" w:hAnsi="Times New Roman"/>
-          <w:sz w:val="28"/>
+          <w:b/>
         </w:rPr>
         <w:t>Правильный ответ под номером: A</w:t>
       </w:r>
     </w:p>
     <w:p>
       <w:pPr>
-        <w:jc w:val="left"/>
+        <w:spacing w:after="0" w:before="40"/>
       </w:pPr>
       <w:r>
-        <w:rPr>
-          <w:rFonts w:ascii="Times New Roman" w:hAnsi="Times New Roman"/>
-          <w:sz w:val="28"/>
-        </w:rPr>
         <w:t>13. Какая операция выполняется первой при обработке вала на токарном станке?</w:t>
       </w:r>
     </w:p>
     <w:p>
       <w:pPr>
-        <w:pStyle w:val="ListParagraph"/>
-        <w:jc w:val="both"/>
+        <w:spacing w:after="0" w:before="0"/>
+        <w:ind w:left="567"/>
       </w:pPr>
       <w:r>
-        <w:rPr>
-          <w:rFonts w:ascii="Times New Roman" w:hAnsi="Times New Roman"/>
-          <w:sz w:val="28"/>
-        </w:rPr>
         <w:t>A) Нарезание резьбы резьбовым резцом на подготовленной поверхности;</w:t>
       </w:r>
     </w:p>
     <w:p>
       <w:pPr>
-        <w:pStyle w:val="ListParagraph"/>
-        <w:jc w:val="both"/>
+        <w:spacing w:after="0" w:before="0"/>
+        <w:ind w:left="567"/>
       </w:pPr>
       <w:r>
-        <w:rPr>
-          <w:rFonts w:ascii="Times New Roman" w:hAnsi="Times New Roman"/>
-          <w:sz w:val="28"/>
-        </w:rPr>
         <w:t>B) Черновое точение с удалением основного припуска;</w:t>
       </w:r>
     </w:p>
     <w:p>
       <w:pPr>
-        <w:pStyle w:val="ListParagraph"/>
-        <w:jc w:val="both"/>
+        <w:spacing w:after="0" w:before="0"/>
+        <w:ind w:left="567"/>
       </w:pPr>
       <w:r>
-        <w:rPr>
-          <w:rFonts w:ascii="Times New Roman" w:hAnsi="Times New Roman"/>
-          <w:sz w:val="28"/>
-        </w:rPr>
         <w:t>C) Шлифование для достижения заданной точности и шероховатости;</w:t>
       </w:r>
     </w:p>
     <w:p>
       <w:pPr>
-        <w:pStyle w:val="ListParagraph"/>
-        <w:jc w:val="both"/>
+        <w:spacing w:after="0" w:before="0"/>
+        <w:ind w:left="567"/>
       </w:pPr>
       <w:r>
-        <w:rPr>
-          <w:rFonts w:ascii="Times New Roman" w:hAnsi="Times New Roman"/>
-          <w:sz w:val="28"/>
-        </w:rPr>
-        <w:t>D) Полирование поверхности для улучшения внешнего вида.</w:t>
+        <w:t>D) Полирование поверхности для улучшения внешнего вида;</w:t>
       </w:r>
     </w:p>
     <w:p>
       <w:pPr>
-        <w:ind w:left="720"/>
-        <w:jc w:val="both"/>
+        <w:spacing w:after="80" w:before="0"/>
       </w:pPr>
       <w:r>
         <w:rPr>
-          <w:rFonts w:ascii="Times New Roman" w:hAnsi="Times New Roman"/>
-          <w:sz w:val="28"/>
+          <w:b/>
         </w:rPr>
         <w:t>Правильный ответ под номером: B</w:t>
       </w:r>
     </w:p>
     <w:p>
       <w:pPr>
-        <w:jc w:val="left"/>
+        <w:spacing w:after="0" w:before="40"/>
       </w:pPr>
       <w:r>
-        <w:rPr>
-          <w:rFonts w:ascii="Times New Roman" w:hAnsi="Times New Roman"/>
-          <w:sz w:val="28"/>
-        </w:rPr>
         <w:t>14. Какой инструмент применяется для получения отверстий на токарном станке?</w:t>
       </w:r>
     </w:p>
     <w:p>
       <w:pPr>
-        <w:pStyle w:val="ListParagraph"/>
-        <w:jc w:val="both"/>
+        <w:spacing w:after="0" w:before="0"/>
+        <w:ind w:left="567"/>
       </w:pPr>
       <w:r>
-        <w:rPr>
-          <w:rFonts w:ascii="Times New Roman" w:hAnsi="Times New Roman"/>
-          <w:sz w:val="28"/>
-        </w:rPr>
         <w:t>A) Проходной резец для обработки наружной поверхности детали;</w:t>
       </w:r>
     </w:p>
     <w:p>
       <w:pPr>
-        <w:pStyle w:val="ListParagraph"/>
-        <w:jc w:val="both"/>
+        <w:spacing w:after="0" w:before="0"/>
+        <w:ind w:left="567"/>
       </w:pPr>
       <w:r>
-        <w:rPr>
-          <w:rFonts w:ascii="Times New Roman" w:hAnsi="Times New Roman"/>
-          <w:sz w:val="28"/>
-        </w:rPr>
         <w:t>B) Сверло спиральное для образования отверстия в заготовке;</w:t>
       </w:r>
     </w:p>
     <w:p>
       <w:pPr>
-        <w:pStyle w:val="ListParagraph"/>
-        <w:jc w:val="both"/>
+        <w:spacing w:after="0" w:before="0"/>
+        <w:ind w:left="567"/>
       </w:pPr>
       <w:r>
-        <w:rPr>
-          <w:rFonts w:ascii="Times New Roman" w:hAnsi="Times New Roman"/>
-          <w:sz w:val="28"/>
-        </w:rPr>
         <w:t>C) Фреза торцевая для обработки плоских поверхностей;</w:t>
       </w:r>
     </w:p>
     <w:p>
       <w:pPr>
-        <w:pStyle w:val="ListParagraph"/>
-        <w:jc w:val="both"/>
+        <w:spacing w:after="0" w:before="0"/>
+        <w:ind w:left="567"/>
       </w:pPr>
       <w:r>
-        <w:rPr>
-          <w:rFonts w:ascii="Times New Roman" w:hAnsi="Times New Roman"/>
-          <w:sz w:val="28"/>
-        </w:rPr>
-        <w:t>D) Развертка для калибровки и чистовой обработки отверстия.</w:t>
+        <w:t>D) Развертка для калибровки и чистовой обработки отверстия;</w:t>
       </w:r>
     </w:p>
     <w:p>
       <w:pPr>
-        <w:ind w:left="720"/>
-        <w:jc w:val="both"/>
+        <w:spacing w:after="80" w:before="0"/>
       </w:pPr>
       <w:r>
         <w:rPr>
-          <w:rFonts w:ascii="Times New Roman" w:hAnsi="Times New Roman"/>
-          <w:sz w:val="28"/>
+          <w:b/>
         </w:rPr>
         <w:t>Правильный ответ под номером: B</w:t>
       </w:r>
     </w:p>
     <w:p>
       <w:pPr>
-        <w:jc w:val="left"/>
+        <w:spacing w:after="0" w:before="40"/>
       </w:pPr>
       <w:r>
-        <w:rPr>
-          <w:rFonts w:ascii="Times New Roman" w:hAnsi="Times New Roman"/>
-          <w:sz w:val="28"/>
-        </w:rPr>
         <w:t>15. Какой квалитет точности можно обеспечить чистовым точением на токарном станке?</w:t>
       </w:r>
     </w:p>
     <w:p>
       <w:pPr>
-        <w:pStyle w:val="ListParagraph"/>
-        <w:jc w:val="both"/>
+        <w:spacing w:after="0" w:before="0"/>
+        <w:ind w:left="567"/>
       </w:pPr>
       <w:r>
-        <w:rPr>
-          <w:rFonts w:ascii="Times New Roman" w:hAnsi="Times New Roman"/>
-          <w:sz w:val="28"/>
-        </w:rPr>
         <w:t>A) IT8;</w:t>
       </w:r>
     </w:p>
     <w:p>
       <w:pPr>
-        <w:pStyle w:val="ListParagraph"/>
-        <w:jc w:val="both"/>
+        <w:spacing w:after="0" w:before="0"/>
+        <w:ind w:left="567"/>
       </w:pPr>
       <w:r>
-        <w:rPr>
-          <w:rFonts w:ascii="Times New Roman" w:hAnsi="Times New Roman"/>
-          <w:sz w:val="28"/>
-        </w:rPr>
         <w:t>B) IT5;</w:t>
       </w:r>
     </w:p>
     <w:p>
       <w:pPr>
-        <w:pStyle w:val="ListParagraph"/>
-        <w:jc w:val="both"/>
+        <w:spacing w:after="0" w:before="0"/>
+        <w:ind w:left="567"/>
       </w:pPr>
       <w:r>
-        <w:rPr>
-          <w:rFonts w:ascii="Times New Roman" w:hAnsi="Times New Roman"/>
-          <w:sz w:val="28"/>
-        </w:rPr>
         <w:t>C) IT14;</w:t>
       </w:r>
     </w:p>
     <w:p>
       <w:pPr>
-        <w:pStyle w:val="ListParagraph"/>
-        <w:jc w:val="both"/>
+        <w:spacing w:after="0" w:before="0"/>
+        <w:ind w:left="567"/>
       </w:pPr>
       <w:r>
-        <w:rPr>
-          <w:rFonts w:ascii="Times New Roman" w:hAnsi="Times New Roman"/>
-          <w:sz w:val="28"/>
-        </w:rPr>
-        <w:t>D) IT3.</w:t>
+        <w:t>D) IT3;</w:t>
       </w:r>
     </w:p>
     <w:p>
       <w:pPr>
-        <w:ind w:left="720"/>
-        <w:jc w:val="both"/>
+        <w:spacing w:after="80" w:before="0"/>
       </w:pPr>
       <w:r>
         <w:rPr>
-          <w:rFonts w:ascii="Times New Roman" w:hAnsi="Times New Roman"/>
-          <w:sz w:val="28"/>
+          <w:b/>
         </w:rPr>
         <w:t>Правильный ответ под номером: A</w:t>
       </w:r>
     </w:p>
     <w:p>
       <w:pPr>
-        <w:jc w:val="left"/>
+        <w:spacing w:after="0" w:before="40"/>
       </w:pPr>
       <w:r>
-        <w:rPr>
-          <w:rFonts w:ascii="Times New Roman" w:hAnsi="Times New Roman"/>
-          <w:sz w:val="28"/>
-        </w:rPr>
         <w:t>16. Для чего применяется протачивание канавки на валу?</w:t>
       </w:r>
     </w:p>
     <w:p>
       <w:pPr>
-        <w:pStyle w:val="ListParagraph"/>
-        <w:jc w:val="both"/>
+        <w:spacing w:after="0" w:before="0"/>
+        <w:ind w:left="567"/>
       </w:pPr>
       <w:r>
-        <w:rPr>
-          <w:rFonts w:ascii="Times New Roman" w:hAnsi="Times New Roman"/>
-          <w:sz w:val="28"/>
-        </w:rPr>
         <w:t>A) Для украшения наружной поверхности детали и улучшения внешнего вида;</w:t>
       </w:r>
     </w:p>
     <w:p>
       <w:pPr>
-        <w:pStyle w:val="ListParagraph"/>
-        <w:jc w:val="both"/>
+        <w:spacing w:after="0" w:before="0"/>
+        <w:ind w:left="567"/>
       </w:pPr>
       <w:r>
-        <w:rPr>
-          <w:rFonts w:ascii="Times New Roman" w:hAnsi="Times New Roman"/>
-          <w:sz w:val="28"/>
-        </w:rPr>
         <w:t>B) Для снижения массы вала и уменьшения материалоёмкости изделия;</w:t>
       </w:r>
     </w:p>
     <w:p>
       <w:pPr>
-        <w:pStyle w:val="ListParagraph"/>
-        <w:jc w:val="both"/>
+        <w:spacing w:after="0" w:before="0"/>
+        <w:ind w:left="567"/>
       </w:pPr>
       <w:r>
-        <w:rPr>
-          <w:rFonts w:ascii="Times New Roman" w:hAnsi="Times New Roman"/>
-          <w:sz w:val="28"/>
-        </w:rPr>
         <w:t>C) Для нанесения маркировки и идентификационного номера детали;</w:t>
       </w:r>
     </w:p>
     <w:p>
       <w:pPr>
-        <w:pStyle w:val="ListParagraph"/>
-        <w:jc w:val="both"/>
+        <w:spacing w:after="0" w:before="0"/>
+        <w:ind w:left="567"/>
       </w:pPr>
       <w:r>
-        <w:rPr>
-          <w:rFonts w:ascii="Times New Roman" w:hAnsi="Times New Roman"/>
-          <w:sz w:val="28"/>
-        </w:rPr>
-        <w:t>D) Для выхода резьбового резца и шлифовального круга при обработке.</w:t>
+        <w:t>D) Для выхода резьбового резца и шлифовального круга при обработке;</w:t>
       </w:r>
     </w:p>
     <w:p>
       <w:pPr>
-        <w:ind w:left="720"/>
-        <w:jc w:val="both"/>
+        <w:spacing w:after="80" w:before="0"/>
       </w:pPr>
       <w:r>
         <w:rPr>
-          <w:rFonts w:ascii="Times New Roman" w:hAnsi="Times New Roman"/>
-          <w:sz w:val="28"/>
+          <w:b/>
         </w:rPr>
         <w:t>Правильный ответ под номером: D</w:t>
       </w:r>
     </w:p>
     <w:p>
       <w:pPr>
-        <w:jc w:val="left"/>
+        <w:spacing w:after="0" w:before="40"/>
       </w:pPr>
       <w:r>
-        <w:rPr>
-          <w:rFonts w:ascii="Times New Roman" w:hAnsi="Times New Roman"/>
-          <w:sz w:val="28"/>
-        </w:rPr>
         <w:t>17. Какой способ закрепления применяется при обработке длинного вала?</w:t>
       </w:r>
     </w:p>
     <w:p>
       <w:pPr>
-        <w:pStyle w:val="ListParagraph"/>
-        <w:jc w:val="both"/>
+        <w:spacing w:after="0" w:before="0"/>
+        <w:ind w:left="567"/>
       </w:pPr>
       <w:r>
-        <w:rPr>
-          <w:rFonts w:ascii="Times New Roman" w:hAnsi="Times New Roman"/>
-          <w:sz w:val="28"/>
-        </w:rPr>
         <w:t>A) Закрепление только в трёхкулачковом патроне станка;</w:t>
       </w:r>
     </w:p>
     <w:p>
       <w:pPr>
-        <w:pStyle w:val="ListParagraph"/>
-        <w:jc w:val="both"/>
+        <w:spacing w:after="0" w:before="0"/>
+        <w:ind w:left="567"/>
       </w:pPr>
       <w:r>
-        <w:rPr>
-          <w:rFonts w:ascii="Times New Roman" w:hAnsi="Times New Roman"/>
-          <w:sz w:val="28"/>
-        </w:rPr>
         <w:t>B) Установка заготовки на магнитной плите с точной базировкой;</w:t>
       </w:r>
     </w:p>
     <w:p>
       <w:pPr>
-        <w:pStyle w:val="ListParagraph"/>
-        <w:jc w:val="both"/>
+        <w:spacing w:after="0" w:before="0"/>
+        <w:ind w:left="567"/>
       </w:pPr>
       <w:r>
-        <w:rPr>
-          <w:rFonts w:ascii="Times New Roman" w:hAnsi="Times New Roman"/>
-          <w:sz w:val="28"/>
-        </w:rPr>
         <w:t>C) Установка в центрах с применением подвижного или неподвижного люнета;</w:t>
       </w:r>
     </w:p>
     <w:p>
       <w:pPr>
-        <w:pStyle w:val="ListParagraph"/>
-        <w:jc w:val="both"/>
+        <w:spacing w:after="0" w:before="0"/>
+        <w:ind w:left="567"/>
       </w:pPr>
       <w:r>
-        <w:rPr>
-          <w:rFonts w:ascii="Times New Roman" w:hAnsi="Times New Roman"/>
-          <w:sz w:val="28"/>
-        </w:rPr>
-        <w:t>D) Закрепление в машинных тисках на рабочем столе станка.</w:t>
+        <w:t>D) Закрепление в машинных тисках на рабочем столе станка;</w:t>
       </w:r>
     </w:p>
     <w:p>
       <w:pPr>
-        <w:ind w:left="720"/>
-        <w:jc w:val="both"/>
+        <w:spacing w:after="80" w:before="0"/>
       </w:pPr>
       <w:r>
         <w:rPr>
-          <w:rFonts w:ascii="Times New Roman" w:hAnsi="Times New Roman"/>
-          <w:sz w:val="28"/>
+          <w:b/>
         </w:rPr>
         <w:t>Правильный ответ под номером: C</w:t>
       </w:r>
     </w:p>
     <w:p>
       <w:pPr>
-        <w:jc w:val="left"/>
+        <w:spacing w:after="0" w:before="40"/>
       </w:pPr>
       <w:r>
-        <w:rPr>
-          <w:rFonts w:ascii="Times New Roman" w:hAnsi="Times New Roman"/>
-          <w:sz w:val="28"/>
-        </w:rPr>
         <w:t>18. Что такое люнет и для чего он применяется?</w:t>
       </w:r>
     </w:p>
     <w:p>
       <w:pPr>
-        <w:pStyle w:val="ListParagraph"/>
-        <w:jc w:val="both"/>
+        <w:spacing w:after="0" w:before="0"/>
+        <w:ind w:left="567"/>
       </w:pPr>
       <w:r>
-        <w:rPr>
-          <w:rFonts w:ascii="Times New Roman" w:hAnsi="Times New Roman"/>
-          <w:sz w:val="28"/>
-        </w:rPr>
         <w:t>A) Приспособление для заточки и правки режущих инструментов;</w:t>
       </w:r>
     </w:p>
     <w:p>
       <w:pPr>
-        <w:pStyle w:val="ListParagraph"/>
-        <w:jc w:val="both"/>
+        <w:spacing w:after="0" w:before="0"/>
+        <w:ind w:left="567"/>
       </w:pPr>
       <w:r>
-        <w:rPr>
-          <w:rFonts w:ascii="Times New Roman" w:hAnsi="Times New Roman"/>
-          <w:sz w:val="28"/>
-        </w:rPr>
         <w:t>B) Устройство подачи охлаждающей жидкости к зоне резания;</w:t>
       </w:r>
     </w:p>
     <w:p>
       <w:pPr>
-        <w:pStyle w:val="ListParagraph"/>
-        <w:jc w:val="both"/>
+        <w:spacing w:after="0" w:before="0"/>
+        <w:ind w:left="567"/>
       </w:pPr>
       <w:r>
-        <w:rPr>
-          <w:rFonts w:ascii="Times New Roman" w:hAnsi="Times New Roman"/>
-          <w:sz w:val="28"/>
-        </w:rPr>
         <w:t>C) Опорная втулка, предотвращающая прогиб длинной заготовки при точении;</w:t>
       </w:r>
     </w:p>
     <w:p>
       <w:pPr>
-        <w:pStyle w:val="ListParagraph"/>
-        <w:jc w:val="both"/>
+        <w:spacing w:after="0" w:before="0"/>
+        <w:ind w:left="567"/>
       </w:pPr>
       <w:r>
-        <w:rPr>
-          <w:rFonts w:ascii="Times New Roman" w:hAnsi="Times New Roman"/>
-          <w:sz w:val="28"/>
-        </w:rPr>
-        <w:t>D) Приспособление для нарезания резьбы метчиком или плашкой.</w:t>
+        <w:t>D) Приспособление для нарезания резьбы метчиком или плашкой;</w:t>
       </w:r>
     </w:p>
     <w:p>
       <w:pPr>
-        <w:ind w:left="720"/>
-        <w:jc w:val="both"/>
+        <w:spacing w:after="80" w:before="0"/>
       </w:pPr>
       <w:r>
         <w:rPr>
-          <w:rFonts w:ascii="Times New Roman" w:hAnsi="Times New Roman"/>
-          <w:sz w:val="28"/>
+          <w:b/>
         </w:rPr>
         <w:t>Правильный ответ под номером: C</w:t>
       </w:r>
     </w:p>
     <w:p>
       <w:pPr>
-        <w:jc w:val="left"/>
+        <w:spacing w:after="0" w:before="40"/>
       </w:pPr>
       <w:r>
-        <w:rPr>
-          <w:rFonts w:ascii="Times New Roman" w:hAnsi="Times New Roman"/>
-          <w:sz w:val="28"/>
-        </w:rPr>
         <w:t>19. Каким прибором контролируют шероховатость поверхности детали?</w:t>
       </w:r>
     </w:p>
     <w:p>
       <w:pPr>
-        <w:pStyle w:val="ListParagraph"/>
-        <w:jc w:val="both"/>
+        <w:spacing w:after="0" w:before="0"/>
+        <w:ind w:left="567"/>
       </w:pPr>
       <w:r>
-        <w:rPr>
-          <w:rFonts w:ascii="Times New Roman" w:hAnsi="Times New Roman"/>
-          <w:sz w:val="28"/>
-        </w:rPr>
         <w:t>A) Штангенциркуль для измерения размеров независимо от шероховатости;</w:t>
       </w:r>
     </w:p>
     <w:p>
       <w:pPr>
-        <w:pStyle w:val="ListParagraph"/>
-        <w:jc w:val="both"/>
+        <w:spacing w:after="0" w:before="0"/>
+        <w:ind w:left="567"/>
       </w:pPr>
       <w:r>
-        <w:rPr>
-          <w:rFonts w:ascii="Times New Roman" w:hAnsi="Times New Roman"/>
-          <w:sz w:val="28"/>
-        </w:rPr>
         <w:t>B) Микрометр для определения точных линейных размеров детали;</w:t>
       </w:r>
     </w:p>
     <w:p>
       <w:pPr>
-        <w:pStyle w:val="ListParagraph"/>
-        <w:jc w:val="both"/>
+        <w:spacing w:after="0" w:before="0"/>
+        <w:ind w:left="567"/>
       </w:pPr>
       <w:r>
-        <w:rPr>
-          <w:rFonts w:ascii="Times New Roman" w:hAnsi="Times New Roman"/>
-          <w:sz w:val="28"/>
-        </w:rPr>
         <w:t>C) Индикатор часового типа для измерения отклонений формы;</w:t>
       </w:r>
     </w:p>
     <w:p>
       <w:pPr>
-        <w:pStyle w:val="ListParagraph"/>
-        <w:jc w:val="both"/>
+        <w:spacing w:after="0" w:before="0"/>
+        <w:ind w:left="567"/>
       </w:pPr>
       <w:r>
-        <w:rPr>
-          <w:rFonts w:ascii="Times New Roman" w:hAnsi="Times New Roman"/>
-          <w:sz w:val="28"/>
-        </w:rPr>
-        <w:t>D) Профилометр для измерения параметров шероховатости.</w:t>
+        <w:t>D) Профилометр для измерения параметров шероховатости;</w:t>
       </w:r>
     </w:p>
     <w:p>
       <w:pPr>
-        <w:ind w:left="720"/>
-        <w:jc w:val="both"/>
+        <w:spacing w:after="80" w:before="0"/>
       </w:pPr>
       <w:r>
         <w:rPr>
-          <w:rFonts w:ascii="Times New Roman" w:hAnsi="Times New Roman"/>
-          <w:sz w:val="28"/>
+          <w:b/>
         </w:rPr>
         <w:t>Правильный ответ под номером: D</w:t>
       </w:r>
     </w:p>
     <w:p>
       <w:pPr>
-        <w:jc w:val="left"/>
+        <w:spacing w:after="0" w:before="40"/>
       </w:pPr>
       <w:r>
-        <w:rPr>
-          <w:rFonts w:ascii="Times New Roman" w:hAnsi="Times New Roman"/>
-          <w:sz w:val="28"/>
-        </w:rPr>
         <w:t>20. Какой калибр применяется для контроля внутренних цилиндрических поверхностей детали?</w:t>
       </w:r>
     </w:p>
     <w:p>
       <w:pPr>
-        <w:pStyle w:val="ListParagraph"/>
-        <w:jc w:val="both"/>
+        <w:spacing w:after="0" w:before="0"/>
+        <w:ind w:left="567"/>
       </w:pPr>
       <w:r>
-        <w:rPr>
-          <w:rFonts w:ascii="Times New Roman" w:hAnsi="Times New Roman"/>
-          <w:sz w:val="28"/>
-        </w:rPr>
         <w:t>A) Калибр-скоба для проверки размеров наружных поверхностей;</w:t>
       </w:r>
     </w:p>
     <w:p>
       <w:pPr>
-        <w:pStyle w:val="ListParagraph"/>
-        <w:jc w:val="both"/>
+        <w:spacing w:after="0" w:before="0"/>
+        <w:ind w:left="567"/>
       </w:pPr>
       <w:r>
-        <w:rPr>
-          <w:rFonts w:ascii="Times New Roman" w:hAnsi="Times New Roman"/>
-          <w:sz w:val="28"/>
-        </w:rPr>
         <w:t>B) Резьбовой калибр-кольцо для контроля резьбового вала;</w:t>
       </w:r>
     </w:p>
     <w:p>
       <w:pPr>
-        <w:pStyle w:val="ListParagraph"/>
-        <w:jc w:val="both"/>
+        <w:spacing w:after="0" w:before="0"/>
+        <w:ind w:left="567"/>
       </w:pPr>
       <w:r>
-        <w:rPr>
-          <w:rFonts w:ascii="Times New Roman" w:hAnsi="Times New Roman"/>
-          <w:sz w:val="28"/>
-        </w:rPr>
         <w:t>C) Калибр-пробка для проверки внутренних размеров отверстия;</w:t>
       </w:r>
     </w:p>
     <w:p>
       <w:pPr>
-        <w:pStyle w:val="ListParagraph"/>
-        <w:jc w:val="both"/>
+        <w:spacing w:after="0" w:before="0"/>
+        <w:ind w:left="567"/>
       </w:pPr>
       <w:r>
-        <w:rPr>
-          <w:rFonts w:ascii="Times New Roman" w:hAnsi="Times New Roman"/>
-          <w:sz w:val="28"/>
-        </w:rPr>
-        <w:t>D) Угловой калибр для измерения внутренних угловых размеров деталей.</w:t>
+        <w:t>D) Угловой калибр для измерения внутренних угловых размеров деталей;</w:t>
       </w:r>
     </w:p>
     <w:p>
       <w:pPr>
-        <w:ind w:left="720"/>
-        <w:jc w:val="both"/>
+        <w:spacing w:after="80" w:before="0"/>
       </w:pPr>
       <w:r>
         <w:rPr>
-          <w:rFonts w:ascii="Times New Roman" w:hAnsi="Times New Roman"/>
-          <w:sz w:val="28"/>
+          <w:b/>
         </w:rPr>
         <w:t>Правильный ответ под номером: C</w:t>
       </w:r>
     </w:p>
     <w:sectPr>
-      <w:pgSz w:w="11906" w:h="16838"/>
-      <w:pgMar w:top="1134" w:right="850" w:bottom="1134" w:left="1134" w:header="720" w:footer="720" w:gutter="0"/>
+      <w:pgSz w:w="12240" w:h="15840"/>
+      <w:pgMar w:top="1440" w:right="1800" w:bottom="1440" w:left="1800" w:header="720" w:footer="720" w:gutter="0"/>
       <w:cols w:space="720"/>
       <w:docGrid w:linePitch="360"/>
     </w:sectPr>
@@ -2138,12 +1564,9 @@
     <w:name w:val="Normal"/>
     <w:qFormat/>
     <w:rsid w:val="00FC693F"/>
-    <w:pPr>
-      <w:spacing w:line="240" w:lineRule="auto"/>
-    </w:pPr>
     <w:rPr>
       <w:rFonts w:ascii="Times New Roman" w:hAnsi="Times New Roman"/>
-      <w:sz w:val="28"/>
+      <w:sz w:val="24"/>
     </w:rPr>
   </w:style>
   <w:style w:type="paragraph" w:styleId="Header">
@@ -2563,14 +1986,9 @@
     <w:qFormat/>
     <w:rsid w:val="00FC693F"/>
     <w:pPr>
-      <w:spacing w:line="240" w:lineRule="auto"/>
       <w:ind w:left="720"/>
       <w:contextualSpacing/>
     </w:pPr>
-    <w:rPr>
-      <w:rFonts w:ascii="Times New Roman" w:hAnsi="Times New Roman"/>
-      <w:sz w:val="28"/>
-    </w:rPr>
   </w:style>
   <w:style w:type="paragraph" w:styleId="BodyText">
     <w:name w:val="Body Text"/>
